--- a/ky/wisdom-stories/i-got-busy-with-cleaning.docx
+++ b/ky/wisdom-stories/i-got-busy-with-cleaning.docx
@@ -57,7 +57,7 @@
           <w:sz w:val="22"/>
           <w:lang w:val="ky-KG"/>
         </w:rPr>
-        <w:t>Бул жолу үйүмдү эмес, өзүмдү тазаладым...</w:t>
+        <w:t>Бүт денеме да тазалык жүргүздүм...</w:t>
       </w:r>
     </w:p>
     <w:p>
@@ -111,7 +111,7 @@
           <w:sz w:val="22"/>
           <w:lang w:val="ky-KG"/>
         </w:rPr>
-        <w:t>Эң оболу көңүлүмдө калган таарынычтарды чыгардым. Кайсынысы кимден калганын териштирип отурган жокмун...</w:t>
+        <w:t>Эң оболу көңүл калууларды чыгарып таштадым... Таштаганда алардын эмне экенине да караган жокмун.</w:t>
       </w:r>
     </w:p>
     <w:p>
@@ -165,7 +165,7 @@
           <w:sz w:val="22"/>
           <w:lang w:val="ky-KG"/>
         </w:rPr>
-        <w:t>Алардан бошогон орунга кечиримдин үрөнүн септим...</w:t>
+        <w:t>Бошогон орунга кечирим сезимин этияттык менен жайгаштырдым. Ар бир таарынычтын ордуна кечиримдин үрөнүн септим...</w:t>
       </w:r>
     </w:p>
     <w:p>
@@ -363,25 +363,25 @@
           <w:sz w:val="22"/>
           <w:lang w:val="ky-KG"/>
         </w:rPr>
-        <w:t>Күн сайын ичимде жаңы тынчсыздануулардан жаралган жаңы коркунучтар топтоло берчү...</w:t>
-      </w:r>
-    </w:p>
-    <w:p>
-      <w:pPr>
-        <w:keepNext w:val="0"/>
-        <w:keepLines w:val="0"/>
-        <w:pageBreakBefore w:val="0"/>
-        <w:widowControl/>
-        <w:spacing w:line="269" w:lineRule="auto" w:after="120" w:before="0"/>
-      </w:pPr>
-      <w:r>
-        <w:rPr>
-          <w:rFonts w:ascii="Arial" w:eastAsia="Arial" w:hAnsi="Arial"/>
-          <w:color w:val="000000"/>
-          <w:sz w:val="22"/>
-          <w:lang w:val="ky-KG"/>
-        </w:rPr>
-        <w:t>Бактым менен үмүтүмдү канчалык көп кийинкиге калтырыпмын...</w:t>
+        <w:t>Күн сайын ичимде жаңы тынчсыздануулардан жаралган жаңы коркуулар топтоло берчү...</w:t>
+      </w:r>
+    </w:p>
+    <w:p>
+      <w:pPr>
+        <w:keepNext w:val="0"/>
+        <w:keepLines w:val="0"/>
+        <w:pageBreakBefore w:val="0"/>
+        <w:widowControl/>
+        <w:spacing w:line="269" w:lineRule="auto" w:after="120" w:before="0"/>
+      </w:pPr>
+      <w:r>
+        <w:rPr>
+          <w:rFonts w:ascii="Arial" w:eastAsia="Arial" w:hAnsi="Arial"/>
+          <w:color w:val="000000"/>
+          <w:sz w:val="22"/>
+          <w:lang w:val="ky-KG"/>
+        </w:rPr>
+        <w:t>Бакытым менен үмүттөрүмдү канчалык көп кийинкиге калтырыпмын...</w:t>
       </w:r>
     </w:p>
     <w:p>
@@ -399,7 +399,7 @@
           <w:sz w:val="22"/>
           <w:lang w:val="ky-KG"/>
         </w:rPr>
-        <w:t>Кубанычымды кийинкиге калтырбай, үмүтүмдү күн сайын өстүрсөм, бергениме жооп күтпөй, сүйүүмдү аябай жашасам кана. Өзүмдөгү мээрим менен күчтү убагында баамдасам, балким, мынчалык оор жүк жыйналмак эмес...</w:t>
+        <w:t>Бактыма жана үмүттөрүмө өз убагында кам көрсөм кана. Үмүтүмдү күн сайын дагы бир аз арттырсам, ордуна эч нерсе күтпөй берсем, жооп күтпөй сүйсөм, эң негизгиси, ичимдеги сүйүү менен күчтүн баасын билсем, мындай тазалыктын кереги болмок эмес...</w:t>
       </w:r>
     </w:p>
     <w:p>
@@ -525,7 +525,7 @@
           <w:sz w:val="22"/>
           <w:lang w:val="ky-KG"/>
         </w:rPr>
-        <w:t>Эркиндикти, табигыйлыкты, кечиримди ичиме септим...</w:t>
+        <w:t>Ичиме шашкындыкты, табигыйлыкты жана кечиримди септим...</w:t>
       </w:r>
     </w:p>
     <w:p>
@@ -561,7 +561,7 @@
           <w:sz w:val="22"/>
           <w:lang w:val="ky-KG"/>
         </w:rPr>
-        <w:t>Шаттыкты, толкунданууну, жымжырттыкты септим...</w:t>
+        <w:t>Шыктанууну, толкунданууну, жымжырттыкты септим...</w:t>
       </w:r>
     </w:p>
     <w:p>
@@ -639,7 +639,7 @@
           <w:sz w:val="22"/>
           <w:lang w:val="ky-KG"/>
         </w:rPr>
-        <w:t xml:space="preserve">Сабак: </w:t>
+        <w:t>Сабак: Чыныгы тазалык жүрөктө болот: көңүл калууну, коркууну жана кекти таштап, ордуна сүйүү, кечирим жана үмүт себүү. Ички дүйнөсүн тазалаган адам рахат табат.</w:t>
       </w:r>
       <w:r>
         <w:rPr>
@@ -648,7 +648,6 @@
           <w:sz w:val="22"/>
           <w:lang w:val="ky-KG"/>
         </w:rPr>
-        <w:t>Ички дүйнөңдү да маал-маалы менен ирээтке келтир. Таарыныч менен кектин ордуна кечирим, коркуунун ордуна үмүт өстүр.</w:t>
       </w:r>
     </w:p>
     <w:p>
@@ -668,7 +667,7 @@
           <w:sz w:val="18"/>
           <w:lang w:val="ky-KG"/>
         </w:rPr>
-        <w:t>Окуя ачык интернет булактарынан алынды.</w:t>
+        <w:t>Аңгемелер ачык интернет булактарынан алынган, иллюстрациялар болсо ЖИ менен түзүлгөн.</w:t>
       </w:r>
     </w:p>
     <w:sectPr>
